--- a/06-学生侧材料/讲义/2026-06-23-真题模拟拆解.docx
+++ b/06-学生侧材料/讲义/2026-06-23-真题模拟拆解.docx
@@ -155,39 +155,27 @@
         <w:pStyle w:val="BlockText"/>
       </w:pPr>
       <w:r>
-        <w:rPr>
+        <w:t xml:space="preserve">** </w:t>
+      </w:r>
+      <w:r>
+        <w:rPr>
+          <w:rFonts w:hint="eastAsia" w:eastAsia="SimSun" w:ascii="Times New Roman" w:hAnsi="Times New Roman"/>
+        </w:rPr>
+        <w:t xml:space="preserve">核心原则</w:t>
+      </w:r>
+      <w:r>
+        <w:rPr>
+          <w:rFonts w:hint="eastAsia" w:eastAsia="SimSun" w:ascii="Times New Roman" w:hAnsi="Times New Roman"/>
           <w:b/>
           <w:bCs/>
         </w:rPr>
-        <w:t xml:space="preserve">⚠️ </w:t>
-      </w:r>
-      <w:r>
-        <w:rPr>
-          <w:rFonts w:hint="eastAsia" w:eastAsia="SimSun" w:ascii="Times New Roman" w:hAnsi="Times New Roman"/>
-          <w:b/>
-          <w:bCs/>
-        </w:rPr>
-        <w:t xml:space="preserve">核心原则</w:t>
-      </w:r>
-      <w:r>
-        <w:rPr>
-          <w:rFonts w:hint="eastAsia" w:eastAsia="SimSun" w:ascii="Times New Roman" w:hAnsi="Times New Roman"/>
-        </w:rPr>
         <w:t xml:space="preserve">：本讲</w:t>
       </w:r>
       <w:r>
         <w:rPr>
           <w:rFonts w:hint="eastAsia" w:eastAsia="SimSun" w:ascii="Times New Roman" w:hAnsi="Times New Roman"/>
-          <w:b/>
-          <w:bCs/>
-        </w:rPr>
-        <w:t xml:space="preserve">不讲新化学知识</w:t>
-      </w:r>
-      <w:r>
-        <w:rPr>
-          <w:rFonts w:hint="eastAsia" w:eastAsia="SimSun" w:ascii="Times New Roman" w:hAnsi="Times New Roman"/>
-        </w:rPr>
-        <w:t xml:space="preserve">。全部内容围绕”如何在考场上最大化已有知识的得分效率”展开。</w:t>
+        </w:rPr>
+        <w:t xml:space="preserve">不讲新化学知识**。全部内容围绕”如何在考场上最大化已有知识的得分效率”展开。</w:t>
       </w:r>
     </w:p>
     <w:p>
@@ -482,7 +470,7 @@
           <w:p>
             <w:pPr>
               <w:pStyle w:val="Compact"/>
-              <w:jc w:val="left"/>
+              <w:jc w:val="center"/>
             </w:pPr>
             <w:r>
               <w:rPr>
@@ -498,7 +486,7 @@
           <w:p>
             <w:pPr>
               <w:pStyle w:val="Compact"/>
-              <w:jc w:val="left"/>
+              <w:jc w:val="center"/>
             </w:pPr>
             <w:r>
               <w:rPr>
@@ -514,7 +502,7 @@
           <w:p>
             <w:pPr>
               <w:pStyle w:val="Compact"/>
-              <w:jc w:val="left"/>
+              <w:jc w:val="center"/>
             </w:pPr>
             <w:r>
               <w:rPr>
@@ -532,7 +520,7 @@
           <w:p>
             <w:pPr>
               <w:pStyle w:val="Compact"/>
-              <w:jc w:val="left"/>
+              <w:jc w:val="center"/>
             </w:pPr>
             <w:r>
               <w:rPr>
@@ -549,7 +537,7 @@
           <w:p>
             <w:pPr>
               <w:pStyle w:val="Compact"/>
-              <w:jc w:val="left"/>
+              <w:jc w:val="center"/>
             </w:pPr>
             <w:r>
               <w:rPr>
@@ -564,7 +552,7 @@
           <w:p>
             <w:pPr>
               <w:pStyle w:val="Compact"/>
-              <w:jc w:val="left"/>
+              <w:jc w:val="center"/>
             </w:pPr>
             <w:r>
               <w:rPr>
@@ -587,7 +575,7 @@
           <w:p>
             <w:pPr>
               <w:pStyle w:val="Compact"/>
-              <w:jc w:val="left"/>
+              <w:jc w:val="center"/>
             </w:pPr>
             <w:r>
               <w:rPr>
@@ -604,7 +592,7 @@
           <w:p>
             <w:pPr>
               <w:pStyle w:val="Compact"/>
-              <w:jc w:val="left"/>
+              <w:jc w:val="center"/>
             </w:pPr>
             <w:r>
               <w:rPr>
@@ -619,7 +607,7 @@
           <w:p>
             <w:pPr>
               <w:pStyle w:val="Compact"/>
-              <w:jc w:val="left"/>
+              <w:jc w:val="center"/>
             </w:pPr>
             <w:r>
               <w:rPr>
@@ -636,7 +624,7 @@
           <w:p>
             <w:pPr>
               <w:pStyle w:val="Compact"/>
-              <w:jc w:val="left"/>
+              <w:jc w:val="center"/>
             </w:pPr>
             <w:r>
               <w:rPr>
@@ -653,7 +641,7 @@
           <w:p>
             <w:pPr>
               <w:pStyle w:val="Compact"/>
-              <w:jc w:val="left"/>
+              <w:jc w:val="center"/>
             </w:pPr>
             <w:r>
               <w:rPr>
@@ -668,7 +656,7 @@
           <w:p>
             <w:pPr>
               <w:pStyle w:val="Compact"/>
-              <w:jc w:val="left"/>
+              <w:jc w:val="center"/>
             </w:pPr>
             <w:r>
               <w:rPr>
@@ -685,7 +673,7 @@
           <w:p>
             <w:pPr>
               <w:pStyle w:val="Compact"/>
-              <w:jc w:val="left"/>
+              <w:jc w:val="center"/>
             </w:pPr>
             <w:r>
               <w:rPr>
@@ -702,7 +690,7 @@
           <w:p>
             <w:pPr>
               <w:pStyle w:val="Compact"/>
-              <w:jc w:val="left"/>
+              <w:jc w:val="center"/>
             </w:pPr>
             <w:r>
               <w:rPr>
@@ -717,7 +705,7 @@
           <w:p>
             <w:pPr>
               <w:pStyle w:val="Compact"/>
-              <w:jc w:val="left"/>
+              <w:jc w:val="center"/>
             </w:pPr>
             <w:r>
               <w:rPr>
@@ -734,7 +722,7 @@
           <w:p>
             <w:pPr>
               <w:pStyle w:val="Compact"/>
-              <w:jc w:val="left"/>
+              <w:jc w:val="center"/>
             </w:pPr>
             <w:r>
               <w:rPr>
@@ -751,7 +739,7 @@
           <w:p>
             <w:pPr>
               <w:pStyle w:val="Compact"/>
-              <w:jc w:val="left"/>
+              <w:jc w:val="center"/>
             </w:pPr>
             <w:r>
               <w:rPr>
@@ -766,7 +754,7 @@
           <w:p>
             <w:pPr>
               <w:pStyle w:val="Compact"/>
-              <w:jc w:val="left"/>
+              <w:jc w:val="center"/>
             </w:pPr>
             <w:r>
               <w:rPr>
@@ -1027,7 +1015,7 @@
           <w:p>
             <w:pPr>
               <w:pStyle w:val="Compact"/>
-              <w:jc w:val="left"/>
+              <w:jc w:val="center"/>
             </w:pPr>
             <w:r>
               <w:rPr>
@@ -1043,7 +1031,7 @@
           <w:p>
             <w:pPr>
               <w:pStyle w:val="Compact"/>
-              <w:jc w:val="left"/>
+              <w:jc w:val="center"/>
             </w:pPr>
             <w:r>
               <w:rPr>
@@ -1059,7 +1047,7 @@
           <w:p>
             <w:pPr>
               <w:pStyle w:val="Compact"/>
-              <w:jc w:val="left"/>
+              <w:jc w:val="center"/>
             </w:pPr>
             <w:r>
               <w:rPr>
@@ -1109,7 +1097,7 @@
           <w:p>
             <w:pPr>
               <w:pStyle w:val="Compact"/>
-              <w:jc w:val="left"/>
+              <w:jc w:val="center"/>
             </w:pPr>
             <w:r>
               <w:rPr>
@@ -1134,7 +1122,7 @@
           <w:p>
             <w:pPr>
               <w:pStyle w:val="Compact"/>
-              <w:jc w:val="left"/>
+              <w:jc w:val="center"/>
             </w:pPr>
             <w:r>
               <w:rPr>
@@ -1173,7 +1161,7 @@
           <w:p>
             <w:pPr>
               <w:pStyle w:val="Compact"/>
-              <w:jc w:val="left"/>
+              <w:jc w:val="center"/>
             </w:pPr>
             <w:r>
               <w:rPr>
@@ -1250,7 +1238,7 @@
           <w:p>
             <w:pPr>
               <w:pStyle w:val="Compact"/>
-              <w:jc w:val="left"/>
+              <w:jc w:val="center"/>
             </w:pPr>
             <w:r>
               <w:rPr>
@@ -1275,7 +1263,7 @@
           <w:p>
             <w:pPr>
               <w:pStyle w:val="Compact"/>
-              <w:jc w:val="left"/>
+              <w:jc w:val="center"/>
             </w:pPr>
             <w:r>
               <w:rPr>
@@ -1314,7 +1302,7 @@
           <w:p>
             <w:pPr>
               <w:pStyle w:val="Compact"/>
-              <w:jc w:val="left"/>
+              <w:jc w:val="center"/>
             </w:pPr>
             <w:r>
               <w:rPr>
@@ -1391,7 +1379,7 @@
           <w:p>
             <w:pPr>
               <w:pStyle w:val="Compact"/>
-              <w:jc w:val="left"/>
+              <w:jc w:val="center"/>
             </w:pPr>
             <w:r>
               <w:rPr>
@@ -1416,7 +1404,7 @@
           <w:p>
             <w:pPr>
               <w:pStyle w:val="Compact"/>
-              <w:jc w:val="left"/>
+              <w:jc w:val="center"/>
             </w:pPr>
             <w:r>
               <w:rPr>
@@ -1455,7 +1443,7 @@
           <w:p>
             <w:pPr>
               <w:pStyle w:val="Compact"/>
-              <w:jc w:val="left"/>
+              <w:jc w:val="center"/>
             </w:pPr>
             <w:r>
               <w:rPr>
@@ -1532,7 +1520,7 @@
           <w:p>
             <w:pPr>
               <w:pStyle w:val="Compact"/>
-              <w:jc w:val="left"/>
+              <w:jc w:val="center"/>
             </w:pPr>
             <w:r>
               <w:rPr>
@@ -1557,7 +1545,7 @@
           <w:p>
             <w:pPr>
               <w:pStyle w:val="Compact"/>
-              <w:jc w:val="left"/>
+              <w:jc w:val="center"/>
             </w:pPr>
             <w:r>
               <w:rPr>
@@ -1584,7 +1572,7 @@
           <w:p>
             <w:pPr>
               <w:pStyle w:val="Compact"/>
-              <w:jc w:val="left"/>
+              <w:jc w:val="center"/>
             </w:pPr>
             <w:r>
               <w:rPr>
@@ -1664,12 +1652,6 @@
       <w:pPr>
         <w:pStyle w:val="BlockText"/>
       </w:pPr>
-      <w:r>
-        <w:t xml:space="preserve">💡</w:t>
-      </w:r>
-      <w:r>
-        <w:t xml:space="preserve"> </w:t>
-      </w:r>
       <w:r>
         <w:rPr>
           <w:rFonts w:hint="eastAsia" w:eastAsia="SimSun" w:ascii="Times New Roman" w:hAnsi="Times New Roman"/>
@@ -1955,12 +1937,6 @@
       <w:pPr>
         <w:pStyle w:val="BlockText"/>
       </w:pPr>
-      <w:r>
-        <w:t xml:space="preserve">⚠️</w:t>
-      </w:r>
-      <w:r>
-        <w:t xml:space="preserve"> </w:t>
-      </w:r>
       <w:r>
         <w:rPr>
           <w:rFonts w:hint="eastAsia" w:eastAsia="SimSun" w:ascii="Times New Roman" w:hAnsi="Times New Roman"/>
@@ -2610,7 +2586,7 @@
           <w:p>
             <w:pPr>
               <w:pStyle w:val="Compact"/>
-              <w:jc w:val="left"/>
+              <w:jc w:val="center"/>
             </w:pPr>
             <w:r>
               <w:rPr>
@@ -2626,7 +2602,7 @@
           <w:p>
             <w:pPr>
               <w:pStyle w:val="Compact"/>
-              <w:jc w:val="left"/>
+              <w:jc w:val="center"/>
             </w:pPr>
             <w:r>
               <w:rPr>
@@ -2660,7 +2636,7 @@
           <w:p>
             <w:pPr>
               <w:pStyle w:val="Compact"/>
-              <w:jc w:val="left"/>
+              <w:jc w:val="center"/>
             </w:pPr>
             <w:r>
               <w:rPr>
@@ -2675,7 +2651,7 @@
           <w:p>
             <w:pPr>
               <w:pStyle w:val="Compact"/>
-              <w:jc w:val="left"/>
+              <w:jc w:val="center"/>
             </w:pPr>
             <w:r>
               <w:rPr>
@@ -2731,7 +2707,7 @@
           <w:p>
             <w:pPr>
               <w:pStyle w:val="Compact"/>
-              <w:jc w:val="left"/>
+              <w:jc w:val="center"/>
             </w:pPr>
             <w:r>
               <w:rPr>
@@ -2746,7 +2722,7 @@
           <w:p>
             <w:pPr>
               <w:pStyle w:val="Compact"/>
-              <w:jc w:val="left"/>
+              <w:jc w:val="center"/>
             </w:pPr>
             <w:r>
               <w:rPr>
@@ -2796,7 +2772,7 @@
           <w:p>
             <w:pPr>
               <w:pStyle w:val="Compact"/>
-              <w:jc w:val="left"/>
+              <w:jc w:val="center"/>
             </w:pPr>
             <w:r>
               <w:rPr>
@@ -2811,7 +2787,7 @@
           <w:p>
             <w:pPr>
               <w:pStyle w:val="Compact"/>
-              <w:jc w:val="left"/>
+              <w:jc w:val="center"/>
             </w:pPr>
             <w:r>
               <w:rPr>
@@ -2873,7 +2849,7 @@
           <w:p>
             <w:pPr>
               <w:pStyle w:val="Compact"/>
-              <w:jc w:val="left"/>
+              <w:jc w:val="center"/>
             </w:pPr>
             <w:r>
               <w:rPr>
@@ -2888,7 +2864,7 @@
           <w:p>
             <w:pPr>
               <w:pStyle w:val="Compact"/>
-              <w:jc w:val="left"/>
+              <w:jc w:val="center"/>
             </w:pPr>
             <w:r>
               <w:rPr>
@@ -2932,7 +2908,7 @@
           <w:p>
             <w:pPr>
               <w:pStyle w:val="Compact"/>
-              <w:jc w:val="left"/>
+              <w:jc w:val="center"/>
             </w:pPr>
             <w:r>
               <w:rPr>
@@ -2947,7 +2923,7 @@
           <w:p>
             <w:pPr>
               <w:pStyle w:val="Compact"/>
-              <w:jc w:val="left"/>
+              <w:jc w:val="center"/>
             </w:pPr>
             <w:r>
               <w:rPr>
@@ -3742,7 +3718,7 @@
           <w:p>
             <w:pPr>
               <w:pStyle w:val="Compact"/>
-              <w:jc w:val="left"/>
+              <w:jc w:val="center"/>
             </w:pPr>
             <w:r>
               <w:rPr>
@@ -3758,7 +3734,7 @@
           <w:p>
             <w:pPr>
               <w:pStyle w:val="Compact"/>
-              <w:jc w:val="left"/>
+              <w:jc w:val="center"/>
             </w:pPr>
             <w:r>
               <w:rPr>
@@ -3792,7 +3768,7 @@
           <w:p>
             <w:pPr>
               <w:pStyle w:val="Compact"/>
-              <w:jc w:val="left"/>
+              <w:jc w:val="center"/>
             </w:pPr>
             <w:r>
               <w:rPr>
@@ -3809,7 +3785,7 @@
           <w:p>
             <w:pPr>
               <w:pStyle w:val="Compact"/>
-              <w:jc w:val="left"/>
+              <w:jc w:val="center"/>
             </w:pPr>
             <w:r>
               <w:rPr>
@@ -3841,7 +3817,7 @@
           <w:p>
             <w:pPr>
               <w:pStyle w:val="Compact"/>
-              <w:jc w:val="left"/>
+              <w:jc w:val="center"/>
             </w:pPr>
             <w:r>
               <w:rPr>
@@ -3858,7 +3834,7 @@
           <w:p>
             <w:pPr>
               <w:pStyle w:val="Compact"/>
-              <w:jc w:val="left"/>
+              <w:jc w:val="center"/>
             </w:pPr>
             <w:r>
               <w:rPr>
@@ -3926,7 +3902,7 @@
           <w:p>
             <w:pPr>
               <w:pStyle w:val="Compact"/>
-              <w:jc w:val="left"/>
+              <w:jc w:val="center"/>
             </w:pPr>
             <w:r>
               <w:rPr>
@@ -3943,7 +3919,7 @@
           <w:p>
             <w:pPr>
               <w:pStyle w:val="Compact"/>
-              <w:jc w:val="left"/>
+              <w:jc w:val="center"/>
             </w:pPr>
             <w:r>
               <w:rPr>
@@ -3999,7 +3975,7 @@
           <w:p>
             <w:pPr>
               <w:pStyle w:val="Compact"/>
-              <w:jc w:val="left"/>
+              <w:jc w:val="center"/>
             </w:pPr>
             <w:r>
               <w:rPr>
@@ -4016,7 +3992,7 @@
           <w:p>
             <w:pPr>
               <w:pStyle w:val="Compact"/>
-              <w:jc w:val="left"/>
+              <w:jc w:val="center"/>
             </w:pPr>
             <w:r>
               <w:rPr>
@@ -4072,7 +4048,7 @@
           <w:p>
             <w:pPr>
               <w:pStyle w:val="Compact"/>
-              <w:jc w:val="left"/>
+              <w:jc w:val="center"/>
             </w:pPr>
             <w:r>
               <w:rPr>
@@ -4089,7 +4065,7 @@
           <w:p>
             <w:pPr>
               <w:pStyle w:val="Compact"/>
-              <w:jc w:val="left"/>
+              <w:jc w:val="center"/>
             </w:pPr>
             <w:r>
               <w:rPr>
@@ -4195,7 +4171,7 @@
           <w:p>
             <w:pPr>
               <w:pStyle w:val="Compact"/>
-              <w:jc w:val="left"/>
+              <w:jc w:val="center"/>
             </w:pPr>
             <w:r>
               <w:rPr>
@@ -4227,7 +4203,7 @@
           <w:p>
             <w:pPr>
               <w:pStyle w:val="Compact"/>
-              <w:jc w:val="left"/>
+              <w:jc w:val="center"/>
             </w:pPr>
             <w:r>
               <w:rPr>
@@ -4245,7 +4221,7 @@
           <w:p>
             <w:pPr>
               <w:pStyle w:val="Compact"/>
-              <w:jc w:val="left"/>
+              <w:jc w:val="center"/>
             </w:pPr>
             <w:r>
               <w:rPr>
@@ -4281,7 +4257,7 @@
           <w:p>
             <w:pPr>
               <w:pStyle w:val="Compact"/>
-              <w:jc w:val="left"/>
+              <w:jc w:val="center"/>
             </w:pPr>
             <w:r>
               <w:rPr>
@@ -4310,7 +4286,7 @@
           <w:p>
             <w:pPr>
               <w:pStyle w:val="Compact"/>
-              <w:jc w:val="left"/>
+              <w:jc w:val="center"/>
             </w:pPr>
             <w:r>
               <w:rPr>
@@ -4346,7 +4322,7 @@
           <w:p>
             <w:pPr>
               <w:pStyle w:val="Compact"/>
-              <w:jc w:val="left"/>
+              <w:jc w:val="center"/>
             </w:pPr>
             <w:r>
               <w:rPr>
@@ -4375,7 +4351,7 @@
           <w:p>
             <w:pPr>
               <w:pStyle w:val="Compact"/>
-              <w:jc w:val="left"/>
+              <w:jc w:val="center"/>
             </w:pPr>
             <w:r>
               <w:rPr>
@@ -4411,7 +4387,7 @@
           <w:p>
             <w:pPr>
               <w:pStyle w:val="Compact"/>
-              <w:jc w:val="left"/>
+              <w:jc w:val="center"/>
             </w:pPr>
             <w:r>
               <w:rPr>
@@ -4440,7 +4416,7 @@
           <w:p>
             <w:pPr>
               <w:pStyle w:val="Compact"/>
-              <w:jc w:val="left"/>
+              <w:jc w:val="center"/>
             </w:pPr>
             <w:r>
               <w:rPr>
@@ -4476,7 +4452,7 @@
           <w:p>
             <w:pPr>
               <w:pStyle w:val="Compact"/>
-              <w:jc w:val="left"/>
+              <w:jc w:val="center"/>
             </w:pPr>
             <w:r>
               <w:rPr>
@@ -4915,6 +4891,14 @@
         <w:t xml:space="preserve"> </w:t>
       </w:r>
       <m:oMath>
+        <m:oMathPr>
+          <m:ctrlPr>
+            <w:rPr>
+              <w:sz w:val="28"/>
+              <w:szCs w:val="28"/>
+            </w:rPr>
+          </m:ctrlPr>
+        </m:oMathPr>
         <m:r>
           <m:rPr>
             <m:sty m:val="p"/>
@@ -5260,6 +5244,14 @@
         <w:t xml:space="preserve"> </w:t>
       </w:r>
       <m:oMath>
+        <m:oMathPr>
+          <m:ctrlPr>
+            <w:rPr>
+              <w:sz w:val="28"/>
+              <w:szCs w:val="28"/>
+            </w:rPr>
+          </m:ctrlPr>
+        </m:oMathPr>
         <m:r>
           <m:t>C</m:t>
         </m:r>
@@ -5347,6 +5339,14 @@
         <w:t xml:space="preserve">3：单位换算——</w:t>
       </w:r>
       <m:oMath>
+        <m:oMathPr>
+          <m:ctrlPr>
+            <w:rPr>
+              <w:sz w:val="28"/>
+              <w:szCs w:val="28"/>
+            </w:rPr>
+          </m:ctrlPr>
+        </m:oMathPr>
         <m:r>
           <m:t>F</m:t>
         </m:r>
@@ -5749,12 +5749,6 @@
       <w:pPr>
         <w:pStyle w:val="BlockText"/>
       </w:pPr>
-      <w:r>
-        <w:t xml:space="preserve">💡</w:t>
-      </w:r>
-      <w:r>
-        <w:t xml:space="preserve"> </w:t>
-      </w:r>
       <w:r>
         <w:rPr>
           <w:rFonts w:hint="eastAsia" w:eastAsia="SimSun" w:ascii="Times New Roman" w:hAnsi="Times New Roman"/>
@@ -6191,6 +6185,14 @@
         <w:t xml:space="preserve">反应——</w:t>
       </w:r>
       <m:oMath>
+        <m:oMathPr>
+          <m:ctrlPr>
+            <w:rPr>
+              <w:sz w:val="28"/>
+              <w:szCs w:val="28"/>
+            </w:rPr>
+          </m:ctrlPr>
+        </m:oMathPr>
         <m:r>
           <m:rPr>
             <m:sty m:val="p"/>
@@ -6354,6 +6356,14 @@
         <w:t xml:space="preserve"> </w:t>
       </w:r>
       <m:oMath>
+        <m:oMathPr>
+          <m:ctrlPr>
+            <w:rPr>
+              <w:sz w:val="28"/>
+              <w:szCs w:val="28"/>
+            </w:rPr>
+          </m:ctrlPr>
+        </m:oMathPr>
         <m:r>
           <m:rPr>
             <m:sty m:val="p"/>
@@ -6486,6 +6496,14 @@
         <w:t xml:space="preserve"> </w:t>
       </w:r>
       <m:oMath>
+        <m:oMathPr>
+          <m:ctrlPr>
+            <w:rPr>
+              <w:sz w:val="28"/>
+              <w:szCs w:val="28"/>
+            </w:rPr>
+          </m:ctrlPr>
+        </m:oMathPr>
         <m:r>
           <m:rPr>
             <m:sty m:val="p"/>
@@ -7113,6 +7131,14 @@
         <w:t xml:space="preserve"> </w:t>
       </w:r>
       <m:oMath>
+        <m:oMathPr>
+          <m:ctrlPr>
+            <w:rPr>
+              <w:sz w:val="28"/>
+              <w:szCs w:val="28"/>
+            </w:rPr>
+          </m:ctrlPr>
+        </m:oMathPr>
         <m:r>
           <m:rPr>
             <m:sty m:val="p"/>
@@ -7182,6 +7208,14 @@
         <w:t xml:space="preserve">单位混乱（</w:t>
       </w:r>
       <m:oMath>
+        <m:oMathPr>
+          <m:ctrlPr>
+            <w:rPr>
+              <w:sz w:val="28"/>
+              <w:szCs w:val="28"/>
+            </w:rPr>
+          </m:ctrlPr>
+        </m:oMathPr>
         <m:r>
           <m:t>F</m:t>
         </m:r>
@@ -7228,12 +7262,6 @@
         <w:pStyle w:val="BlockText"/>
       </w:pPr>
       <w:r>
-        <w:t xml:space="preserve">💡</w:t>
-      </w:r>
-      <w:r>
-        <w:t xml:space="preserve"> </w:t>
-      </w:r>
-      <w:r>
         <w:rPr>
           <w:rFonts w:hint="eastAsia" w:eastAsia="SimSun" w:ascii="Times New Roman" w:hAnsi="Times New Roman"/>
           <w:b/>
@@ -7910,12 +7938,6 @@
       <w:pPr>
         <w:pStyle w:val="BlockText"/>
       </w:pPr>
-      <w:r>
-        <w:t xml:space="preserve">💡</w:t>
-      </w:r>
-      <w:r>
-        <w:t xml:space="preserve"> </w:t>
-      </w:r>
       <w:r>
         <w:rPr>
           <w:rFonts w:hint="eastAsia" w:eastAsia="SimSun" w:ascii="Times New Roman" w:hAnsi="Times New Roman"/>
@@ -8029,7 +8051,7 @@
           <w:p>
             <w:pPr>
               <w:pStyle w:val="Compact"/>
-              <w:jc w:val="left"/>
+              <w:jc w:val="center"/>
             </w:pPr>
             <w:r>
               <w:rPr>
@@ -8077,7 +8099,7 @@
           <w:p>
             <w:pPr>
               <w:pStyle w:val="Compact"/>
-              <w:jc w:val="left"/>
+              <w:jc w:val="center"/>
             </w:pPr>
             <w:r>
               <w:rPr>
@@ -8112,7 +8134,7 @@
           <w:p>
             <w:pPr>
               <w:pStyle w:val="Compact"/>
-              <w:jc w:val="left"/>
+              <w:jc w:val="center"/>
             </w:pPr>
             <w:r>
               <w:rPr>
@@ -8169,7 +8191,7 @@
           <w:p>
             <w:pPr>
               <w:pStyle w:val="Compact"/>
-              <w:jc w:val="left"/>
+              <w:jc w:val="center"/>
             </w:pPr>
             <w:r>
               <w:rPr>
@@ -8203,7 +8225,7 @@
           <w:p>
             <w:pPr>
               <w:pStyle w:val="Compact"/>
-              <w:jc w:val="left"/>
+              <w:jc w:val="center"/>
             </w:pPr>
             <w:r>
               <w:rPr>
@@ -8260,7 +8282,7 @@
           <w:p>
             <w:pPr>
               <w:pStyle w:val="Compact"/>
-              <w:jc w:val="left"/>
+              <w:jc w:val="center"/>
             </w:pPr>
             <w:r>
               <w:rPr>
@@ -8294,7 +8316,7 @@
           <w:p>
             <w:pPr>
               <w:pStyle w:val="Compact"/>
-              <w:jc w:val="left"/>
+              <w:jc w:val="center"/>
             </w:pPr>
             <w:r>
               <w:rPr>
@@ -8351,7 +8373,7 @@
           <w:p>
             <w:pPr>
               <w:pStyle w:val="Compact"/>
-              <w:jc w:val="left"/>
+              <w:jc w:val="center"/>
             </w:pPr>
             <w:r>
               <w:rPr>
@@ -8385,7 +8407,7 @@
           <w:p>
             <w:pPr>
               <w:pStyle w:val="Compact"/>
-              <w:jc w:val="left"/>
+              <w:jc w:val="center"/>
             </w:pPr>
             <w:r>
               <w:rPr>
@@ -8442,7 +8464,7 @@
           <w:p>
             <w:pPr>
               <w:pStyle w:val="Compact"/>
-              <w:jc w:val="left"/>
+              <w:jc w:val="center"/>
             </w:pPr>
             <w:r>
               <w:rPr>
@@ -8476,7 +8498,7 @@
           <w:p>
             <w:pPr>
               <w:pStyle w:val="Compact"/>
-              <w:jc w:val="left"/>
+              <w:jc w:val="center"/>
             </w:pPr>
             <w:r>
               <w:rPr>
@@ -8539,7 +8561,7 @@
           <w:p>
             <w:pPr>
               <w:pStyle w:val="Compact"/>
-              <w:jc w:val="left"/>
+              <w:jc w:val="center"/>
             </w:pPr>
             <w:r>
               <w:rPr>
@@ -8614,7 +8636,7 @@
           <w:p>
             <w:pPr>
               <w:pStyle w:val="Compact"/>
-              <w:jc w:val="left"/>
+              <w:jc w:val="center"/>
             </w:pPr>
             <w:r>
               <w:rPr>
@@ -8646,7 +8668,7 @@
           <w:p>
             <w:pPr>
               <w:pStyle w:val="Compact"/>
-              <w:jc w:val="left"/>
+              <w:jc w:val="center"/>
             </w:pPr>
             <w:r>
               <w:rPr>
@@ -8679,7 +8701,7 @@
           <w:p>
             <w:pPr>
               <w:pStyle w:val="Compact"/>
-              <w:jc w:val="left"/>
+              <w:jc w:val="center"/>
             </w:pPr>
             <w:r>
               <w:rPr>
@@ -8735,7 +8757,7 @@
           <w:p>
             <w:pPr>
               <w:pStyle w:val="Compact"/>
-              <w:jc w:val="left"/>
+              <w:jc w:val="center"/>
             </w:pPr>
             <w:r>
               <w:rPr>
@@ -8767,7 +8789,7 @@
           <w:p>
             <w:pPr>
               <w:pStyle w:val="Compact"/>
-              <w:jc w:val="left"/>
+              <w:jc w:val="center"/>
             </w:pPr>
             <w:r>
               <w:rPr>
@@ -8829,7 +8851,7 @@
           <w:p>
             <w:pPr>
               <w:pStyle w:val="Compact"/>
-              <w:jc w:val="left"/>
+              <w:jc w:val="center"/>
             </w:pPr>
             <w:r>
               <w:rPr>
@@ -8873,7 +8895,7 @@
           <w:p>
             <w:pPr>
               <w:pStyle w:val="Compact"/>
-              <w:jc w:val="left"/>
+              <w:jc w:val="center"/>
             </w:pPr>
             <w:r>
               <w:rPr>
@@ -8947,7 +8969,7 @@
           <w:p>
             <w:pPr>
               <w:pStyle w:val="Compact"/>
-              <w:jc w:val="left"/>
+              <w:jc w:val="center"/>
             </w:pPr>
             <w:r>
               <w:rPr>
@@ -8979,7 +9001,7 @@
           <w:p>
             <w:pPr>
               <w:pStyle w:val="Compact"/>
-              <w:jc w:val="left"/>
+              <w:jc w:val="center"/>
             </w:pPr>
             <w:r>
               <w:rPr>
@@ -9029,7 +9051,7 @@
           <w:p>
             <w:pPr>
               <w:pStyle w:val="Compact"/>
-              <w:jc w:val="left"/>
+              <w:jc w:val="center"/>
             </w:pPr>
             <w:r>
               <w:rPr>
@@ -9061,7 +9083,7 @@
           <w:p>
             <w:pPr>
               <w:pStyle w:val="Compact"/>
-              <w:jc w:val="left"/>
+              <w:jc w:val="center"/>
             </w:pPr>
             <w:r>
               <w:rPr>
@@ -9111,7 +9133,7 @@
           <w:p>
             <w:pPr>
               <w:pStyle w:val="Compact"/>
-              <w:jc w:val="left"/>
+              <w:jc w:val="center"/>
             </w:pPr>
             <w:r>
               <w:rPr>
@@ -9143,7 +9165,7 @@
           <w:p>
             <w:pPr>
               <w:pStyle w:val="Compact"/>
-              <w:jc w:val="left"/>
+              <w:jc w:val="center"/>
             </w:pPr>
             <w:r>
               <w:rPr>
@@ -9193,7 +9215,7 @@
           <w:p>
             <w:pPr>
               <w:pStyle w:val="Compact"/>
-              <w:jc w:val="left"/>
+              <w:jc w:val="center"/>
             </w:pPr>
             <w:r>
               <w:rPr>
@@ -9225,7 +9247,7 @@
           <w:p>
             <w:pPr>
               <w:pStyle w:val="Compact"/>
-              <w:jc w:val="left"/>
+              <w:jc w:val="center"/>
             </w:pPr>
             <w:r>
               <w:rPr>
@@ -9275,7 +9297,7 @@
           <w:p>
             <w:pPr>
               <w:pStyle w:val="Compact"/>
-              <w:jc w:val="left"/>
+              <w:jc w:val="center"/>
             </w:pPr>
             <w:r>
               <w:rPr>
@@ -9349,6 +9371,14 @@
         <w:t xml:space="preserve">五大核心公式（</w:t>
       </w:r>
       <m:oMath>
+        <m:oMathPr>
+          <m:ctrlPr>
+            <w:rPr>
+              <w:sz w:val="28"/>
+              <w:szCs w:val="28"/>
+            </w:rPr>
+          </m:ctrlPr>
+        </m:oMathPr>
         <m:r>
           <m:rPr>
             <m:sty m:val="p"/>
@@ -9402,6 +9432,14 @@
         <w:t xml:space="preserve">、</w:t>
       </w:r>
       <m:oMath>
+        <m:oMathPr>
+          <m:ctrlPr>
+            <w:rPr>
+              <w:sz w:val="28"/>
+              <w:szCs w:val="28"/>
+            </w:rPr>
+          </m:ctrlPr>
+        </m:oMathPr>
         <m:r>
           <m:rPr>
             <m:sty m:val="p"/>
@@ -9651,7 +9689,7 @@
           <w:p>
             <w:pPr>
               <w:pStyle w:val="Compact"/>
-              <w:jc w:val="left"/>
+              <w:jc w:val="center"/>
             </w:pPr>
             <w:r>
               <w:rPr>
@@ -9667,7 +9705,7 @@
           <w:p>
             <w:pPr>
               <w:pStyle w:val="Compact"/>
-              <w:jc w:val="left"/>
+              <w:jc w:val="center"/>
             </w:pPr>
             <w:r>
               <w:rPr>
@@ -9683,7 +9721,7 @@
           <w:p>
             <w:pPr>
               <w:pStyle w:val="Compact"/>
-              <w:jc w:val="left"/>
+              <w:jc w:val="center"/>
             </w:pPr>
             <w:r>
               <w:rPr>
@@ -9701,7 +9739,7 @@
           <w:p>
             <w:pPr>
               <w:pStyle w:val="Compact"/>
-              <w:jc w:val="left"/>
+              <w:jc w:val="center"/>
             </w:pPr>
             <w:r>
               <w:rPr>
@@ -9728,7 +9766,7 @@
           <w:p>
             <w:pPr>
               <w:pStyle w:val="Compact"/>
-              <w:jc w:val="left"/>
+              <w:jc w:val="center"/>
             </w:pPr>
             <w:r>
               <w:rPr>
@@ -9743,7 +9781,7 @@
           <w:p>
             <w:pPr>
               <w:pStyle w:val="Compact"/>
-              <w:jc w:val="left"/>
+              <w:jc w:val="center"/>
             </w:pPr>
             <w:r>
               <w:rPr>
@@ -9808,7 +9846,7 @@
           <w:p>
             <w:pPr>
               <w:pStyle w:val="Compact"/>
-              <w:jc w:val="left"/>
+              <w:jc w:val="center"/>
             </w:pPr>
             <w:r>
               <w:rPr>
@@ -9823,7 +9861,7 @@
           <w:p>
             <w:pPr>
               <w:pStyle w:val="Compact"/>
-              <w:jc w:val="left"/>
+              <w:jc w:val="center"/>
             </w:pPr>
             <w:r>
               <w:rPr>
@@ -9838,7 +9876,7 @@
           <w:p>
             <w:pPr>
               <w:pStyle w:val="Compact"/>
-              <w:jc w:val="left"/>
+              <w:jc w:val="center"/>
             </w:pPr>
             <w:r>
               <w:rPr>
@@ -9867,7 +9905,7 @@
           <w:p>
             <w:pPr>
               <w:pStyle w:val="Compact"/>
-              <w:jc w:val="left"/>
+              <w:jc w:val="center"/>
             </w:pPr>
             <w:r>
               <w:rPr>
@@ -9882,7 +9920,7 @@
           <w:p>
             <w:pPr>
               <w:pStyle w:val="Compact"/>
-              <w:jc w:val="left"/>
+              <w:jc w:val="center"/>
             </w:pPr>
             <w:r>
               <w:rPr>
@@ -9897,7 +9935,7 @@
           <w:p>
             <w:pPr>
               <w:pStyle w:val="Compact"/>
-              <w:jc w:val="left"/>
+              <w:jc w:val="center"/>
             </w:pPr>
             <w:r>
               <w:rPr>
@@ -9914,7 +9952,7 @@
           <w:p>
             <w:pPr>
               <w:pStyle w:val="Compact"/>
-              <w:jc w:val="left"/>
+              <w:jc w:val="center"/>
             </w:pPr>
             <w:r>
               <w:rPr>
@@ -9929,7 +9967,7 @@
           <w:p>
             <w:pPr>
               <w:pStyle w:val="Compact"/>
-              <w:jc w:val="left"/>
+              <w:jc w:val="center"/>
             </w:pPr>
             <w:r>
               <w:rPr>
@@ -9944,7 +9982,7 @@
           <w:p>
             <w:pPr>
               <w:pStyle w:val="Compact"/>
-              <w:jc w:val="left"/>
+              <w:jc w:val="center"/>
             </w:pPr>
             <w:r>
               <w:rPr>
@@ -9973,7 +10011,7 @@
           <w:p>
             <w:pPr>
               <w:pStyle w:val="Compact"/>
-              <w:jc w:val="left"/>
+              <w:jc w:val="center"/>
             </w:pPr>
             <w:r>
               <w:rPr>
@@ -9988,7 +10026,7 @@
           <w:p>
             <w:pPr>
               <w:pStyle w:val="Compact"/>
-              <w:jc w:val="left"/>
+              <w:jc w:val="center"/>
             </w:pPr>
             <w:r>
               <w:rPr>
@@ -10003,7 +10041,7 @@
           <w:p>
             <w:pPr>
               <w:pStyle w:val="Compact"/>
-              <w:jc w:val="left"/>
+              <w:jc w:val="center"/>
             </w:pPr>
             <w:r>
               <w:rPr>
@@ -10686,7 +10724,7 @@
         <w:rPr>
           <w:rFonts w:hint="eastAsia" w:eastAsia="SimSun" w:ascii="Times New Roman" w:hAnsi="Times New Roman"/>
         </w:rPr>
-        <w:t xml:space="preserve">备课思路/第四轮冲刺专题体系</w:t>
+        <w:t xml:space="preserve">备课思路/审计归档/第四轮冲刺专题体系</w:t>
       </w:r>
       <w:r>
         <w:t xml:space="preserve"> — </w:t>

--- a/06-学生侧材料/讲义/2026-06-23-真题模拟拆解.docx
+++ b/06-学生侧材料/讲义/2026-06-23-真题模拟拆解.docx
@@ -152,30 +152,42 @@
     </w:p>
     <w:p>
       <w:pPr>
-        <w:pStyle w:val="BlockText"/>
-      </w:pPr>
-      <w:r>
-        <w:t xml:space="preserve">** </w:t>
-      </w:r>
-      <w:r>
-        <w:rPr>
-          <w:rFonts w:hint="eastAsia" w:eastAsia="SimSun" w:ascii="Times New Roman" w:hAnsi="Times New Roman"/>
+        <w:pStyle w:val="FirstParagraph"/>
+      </w:pPr>
+      <w:r>
+        <w:rPr>
+          <w:b/>
+          <w:bCs/>
+        </w:rPr>
+        <w:t xml:space="preserve">⚠️ </w:t>
+      </w:r>
+      <w:r>
+        <w:rPr>
+          <w:rFonts w:hint="eastAsia" w:eastAsia="SimSun" w:ascii="Times New Roman" w:hAnsi="Times New Roman"/>
+          <w:b/>
+          <w:bCs/>
         </w:rPr>
         <w:t xml:space="preserve">核心原则</w:t>
       </w:r>
       <w:r>
         <w:rPr>
           <w:rFonts w:hint="eastAsia" w:eastAsia="SimSun" w:ascii="Times New Roman" w:hAnsi="Times New Roman"/>
-          <w:b/>
-          <w:bCs/>
         </w:rPr>
         <w:t xml:space="preserve">：本讲</w:t>
       </w:r>
       <w:r>
         <w:rPr>
           <w:rFonts w:hint="eastAsia" w:eastAsia="SimSun" w:ascii="Times New Roman" w:hAnsi="Times New Roman"/>
-        </w:rPr>
-        <w:t xml:space="preserve">不讲新化学知识**。全部内容围绕”如何在考场上最大化已有知识的得分效率”展开。</w:t>
+          <w:b/>
+          <w:bCs/>
+        </w:rPr>
+        <w:t xml:space="preserve">不讲新化学知识</w:t>
+      </w:r>
+      <w:r>
+        <w:rPr>
+          <w:rFonts w:hint="eastAsia" w:eastAsia="SimSun" w:ascii="Times New Roman" w:hAnsi="Times New Roman"/>
+        </w:rPr>
+        <w:t xml:space="preserve">。全部内容围绕”如何在考场上最大化已有知识的得分效率”展开。</w:t>
       </w:r>
     </w:p>
     <w:p>
@@ -1650,8 +1662,15 @@
     </w:tbl>
     <w:p>
       <w:pPr>
-        <w:pStyle w:val="BlockText"/>
-      </w:pPr>
+        <w:pStyle w:val="BodyText"/>
+      </w:pPr>
+      <w:r>
+        <w:rPr>
+          <w:b/>
+          <w:bCs/>
+        </w:rPr>
+        <w:t xml:space="preserve">💡 </w:t>
+      </w:r>
       <w:r>
         <w:rPr>
           <w:rFonts w:hint="eastAsia" w:eastAsia="SimSun" w:ascii="Times New Roman" w:hAnsi="Times New Roman"/>
@@ -1935,8 +1954,14 @@
     </w:p>
     <w:p>
       <w:pPr>
-        <w:pStyle w:val="BlockText"/>
-      </w:pPr>
+        <w:pStyle w:val="BodyText"/>
+      </w:pPr>
+      <w:r>
+        <w:t xml:space="preserve">⚠️</w:t>
+      </w:r>
+      <w:r>
+        <w:t xml:space="preserve"> </w:t>
+      </w:r>
       <w:r>
         <w:rPr>
           <w:rFonts w:hint="eastAsia" w:eastAsia="SimSun" w:ascii="Times New Roman" w:hAnsi="Times New Roman"/>
@@ -5747,8 +5772,15 @@
     </w:p>
     <w:p>
       <w:pPr>
-        <w:pStyle w:val="BlockText"/>
-      </w:pPr>
+        <w:pStyle w:val="BodyText"/>
+      </w:pPr>
+      <w:r>
+        <w:rPr>
+          <w:b/>
+          <w:bCs/>
+        </w:rPr>
+        <w:t xml:space="preserve">💡 </w:t>
+      </w:r>
       <w:r>
         <w:rPr>
           <w:rFonts w:hint="eastAsia" w:eastAsia="SimSun" w:ascii="Times New Roman" w:hAnsi="Times New Roman"/>
@@ -7259,8 +7291,15 @@
     </w:p>
     <w:p>
       <w:pPr>
-        <w:pStyle w:val="BlockText"/>
-      </w:pPr>
+        <w:pStyle w:val="BodyText"/>
+      </w:pPr>
+      <w:r>
+        <w:rPr>
+          <w:b/>
+          <w:bCs/>
+        </w:rPr>
+        <w:t xml:space="preserve">💡 </w:t>
+      </w:r>
       <w:r>
         <w:rPr>
           <w:rFonts w:hint="eastAsia" w:eastAsia="SimSun" w:ascii="Times New Roman" w:hAnsi="Times New Roman"/>
@@ -7936,8 +7975,15 @@
     </w:p>
     <w:p>
       <w:pPr>
-        <w:pStyle w:val="BlockText"/>
-      </w:pPr>
+        <w:pStyle w:val="FirstParagraph"/>
+      </w:pPr>
+      <w:r>
+        <w:rPr>
+          <w:b/>
+          <w:bCs/>
+        </w:rPr>
+        <w:t xml:space="preserve">💡 </w:t>
+      </w:r>
       <w:r>
         <w:rPr>
           <w:rFonts w:hint="eastAsia" w:eastAsia="SimSun" w:ascii="Times New Roman" w:hAnsi="Times New Roman"/>
